--- a/module-9/Bacchus-CaseStudy/Baccus Winery Case Study.docx
+++ b/module-9/Bacchus-CaseStudy/Baccus Winery Case Study.docx
@@ -116,10 +116,11 @@
       </w:r>
       <w:r>
         <w:rPr>
+          <w:rFonts w:hint="eastAsia"/>
           <w:b/>
           <w:bCs/>
         </w:rPr>
-        <w:t>8</w:t>
+        <w:t>15</w:t>
       </w:r>
       <w:r>
         <w:rPr>
@@ -635,13 +636,8 @@
         </w:numPr>
         <w:spacing w:line="360" w:lineRule="auto"/>
       </w:pPr>
-      <w:proofErr w:type="gramStart"/>
-      <w:r>
-        <w:t>Each time</w:t>
-      </w:r>
-      <w:proofErr w:type="gramEnd"/>
-      <w:r>
-        <w:t xml:space="preserve"> entry records the work date and number of hours worked by an employee. </w:t>
+      <w:r>
+        <w:t xml:space="preserve">Each time entry records the work date and number of hours worked by an employee. </w:t>
       </w:r>
     </w:p>
     <w:p>
@@ -858,26 +854,62 @@
         </w:rPr>
         <w:lastRenderedPageBreak/>
         <w:drawing>
-          <wp:anchor distT="0" distB="0" distL="114300" distR="114300" simplePos="0" relativeHeight="251658240" behindDoc="1" locked="0" layoutInCell="1" allowOverlap="1" wp14:anchorId="27E2F7C7" wp14:editId="61CF2A9C">
+          <wp:anchor distT="0" distB="0" distL="114300" distR="114300" simplePos="0" relativeHeight="251658240" behindDoc="1" locked="0" layoutInCell="1" allowOverlap="1" wp14:anchorId="0BEB5691" wp14:editId="37F90C42">
             <wp:simplePos x="0" y="0"/>
             <wp:positionH relativeFrom="column">
-              <wp:posOffset>-666750</wp:posOffset>
+              <wp:posOffset>-844551</wp:posOffset>
             </wp:positionH>
             <wp:positionV relativeFrom="paragraph">
-              <wp:posOffset>514350</wp:posOffset>
+              <wp:posOffset>466725</wp:posOffset>
             </wp:positionV>
-            <wp:extent cx="7216950" cy="3541396"/>
-            <wp:effectExtent l="0" t="0" r="3175" b="1905"/>
+            <wp:extent cx="7703241" cy="3981450"/>
+            <wp:effectExtent l="0" t="0" r="0" b="0"/>
             <wp:wrapTight wrapText="bothSides">
               <wp:wrapPolygon edited="0">
-                <wp:start x="0" y="0"/>
-                <wp:lineTo x="0" y="21495"/>
-                <wp:lineTo x="21552" y="21495"/>
-                <wp:lineTo x="21552" y="0"/>
-                <wp:lineTo x="0" y="0"/>
+                <wp:start x="6944" y="413"/>
+                <wp:lineTo x="1015" y="930"/>
+                <wp:lineTo x="588" y="1033"/>
+                <wp:lineTo x="588" y="2274"/>
+                <wp:lineTo x="267" y="2997"/>
+                <wp:lineTo x="214" y="11575"/>
+                <wp:lineTo x="1549" y="12195"/>
+                <wp:lineTo x="3739" y="12195"/>
+                <wp:lineTo x="3205" y="12609"/>
+                <wp:lineTo x="3098" y="12919"/>
+                <wp:lineTo x="3098" y="18086"/>
+                <wp:lineTo x="3258" y="18810"/>
+                <wp:lineTo x="3472" y="18810"/>
+                <wp:lineTo x="3472" y="19740"/>
+                <wp:lineTo x="6731" y="20463"/>
+                <wp:lineTo x="10523" y="20463"/>
+                <wp:lineTo x="10577" y="21083"/>
+                <wp:lineTo x="15437" y="21083"/>
+                <wp:lineTo x="15544" y="18189"/>
+                <wp:lineTo x="14209" y="17569"/>
+                <wp:lineTo x="11965" y="17156"/>
+                <wp:lineTo x="14583" y="17156"/>
+                <wp:lineTo x="15544" y="16743"/>
+                <wp:lineTo x="15598" y="14056"/>
+                <wp:lineTo x="15064" y="13952"/>
+                <wp:lineTo x="9241" y="13849"/>
+                <wp:lineTo x="9241" y="12195"/>
+                <wp:lineTo x="21420" y="11885"/>
+                <wp:lineTo x="21420" y="9198"/>
+                <wp:lineTo x="21100" y="8991"/>
+                <wp:lineTo x="19711" y="8888"/>
+                <wp:lineTo x="20779" y="7958"/>
+                <wp:lineTo x="20833" y="5478"/>
+                <wp:lineTo x="18322" y="3927"/>
+                <wp:lineTo x="18375" y="2894"/>
+                <wp:lineTo x="18162" y="2377"/>
+                <wp:lineTo x="17467" y="2274"/>
+                <wp:lineTo x="17574" y="1033"/>
+                <wp:lineTo x="16933" y="930"/>
+                <wp:lineTo x="11965" y="413"/>
+                <wp:lineTo x="6944" y="413"/>
               </wp:wrapPolygon>
             </wp:wrapTight>
-            <wp:docPr id="1370664271" name="Picture 1"/>
+            <wp:docPr id="1532731708" name="Picture 1"/>
             <wp:cNvGraphicFramePr>
               <a:graphicFrameLocks xmlns:a="http://schemas.openxmlformats.org/drawingml/2006/main" noChangeAspect="1"/>
             </wp:cNvGraphicFramePr>
@@ -885,11 +917,232 @@
               <a:graphicData uri="http://schemas.openxmlformats.org/drawingml/2006/picture">
                 <pic:pic xmlns:pic="http://schemas.openxmlformats.org/drawingml/2006/picture">
                   <pic:nvPicPr>
-                    <pic:cNvPr id="1370664271" name=""/>
+                    <pic:cNvPr id="0" name="Picture 1"/>
+                    <pic:cNvPicPr>
+                      <a:picLocks noChangeAspect="1" noChangeArrowheads="1"/>
+                    </pic:cNvPicPr>
+                  </pic:nvPicPr>
+                  <pic:blipFill>
+                    <a:blip r:embed="rId10" cstate="print">
+                      <a:extLst>
+                        <a:ext uri="{28A0092B-C50C-407E-A947-70E740481C1C}">
+                          <a14:useLocalDpi xmlns:a14="http://schemas.microsoft.com/office/drawing/2010/main" val="0"/>
+                        </a:ext>
+                      </a:extLst>
+                    </a:blip>
+                    <a:srcRect/>
+                    <a:stretch>
+                      <a:fillRect/>
+                    </a:stretch>
+                  </pic:blipFill>
+                  <pic:spPr bwMode="auto">
+                    <a:xfrm>
+                      <a:off x="0" y="0"/>
+                      <a:ext cx="7703465" cy="3981566"/>
+                    </a:xfrm>
+                    <a:prstGeom prst="rect">
+                      <a:avLst/>
+                    </a:prstGeom>
+                    <a:noFill/>
+                    <a:ln>
+                      <a:noFill/>
+                    </a:ln>
+                  </pic:spPr>
+                </pic:pic>
+              </a:graphicData>
+            </a:graphic>
+            <wp14:sizeRelH relativeFrom="margin">
+              <wp14:pctWidth>0</wp14:pctWidth>
+            </wp14:sizeRelH>
+            <wp14:sizeRelV relativeFrom="margin">
+              <wp14:pctHeight>0</wp14:pctHeight>
+            </wp14:sizeRelV>
+          </wp:anchor>
+        </w:drawing>
+      </w:r>
+      <w:r>
+        <w:t>Entity Relationship Diagram (ERD)</w:t>
+      </w:r>
+    </w:p>
+    <w:p/>
+    <w:p/>
+    <w:p/>
+    <w:p/>
+    <w:p/>
+    <w:p/>
+    <w:p/>
+    <w:p>
+      <w:r>
+        <w:br w:type="page"/>
+      </w:r>
+    </w:p>
+    <w:p>
+      <w:pPr>
+        <w:pStyle w:val="Heading1"/>
+      </w:pPr>
+      <w:r>
+        <w:rPr>
+          <w:rFonts w:hint="eastAsia"/>
+        </w:rPr>
+        <w:lastRenderedPageBreak/>
+        <w:t>Program Output:</w:t>
+      </w:r>
+    </w:p>
+    <w:p>
+      <w:pPr>
+        <w:rPr>
+          <w:rFonts w:hint="eastAsia"/>
+        </w:rPr>
+      </w:pPr>
+      <w:r>
+        <w:rPr>
+          <w:rFonts w:hint="eastAsia"/>
+        </w:rPr>
+        <w:t>Created a menu to select different reports</w:t>
+      </w:r>
+    </w:p>
+    <w:p>
+      <w:r>
+        <w:drawing>
+          <wp:inline distT="0" distB="0" distL="0" distR="0" wp14:anchorId="3B4BE1D0" wp14:editId="20CC3816">
+            <wp:extent cx="5943600" cy="1552575"/>
+            <wp:effectExtent l="0" t="0" r="0" b="9525"/>
+            <wp:docPr id="1457856072" name="Picture 1"/>
+            <wp:cNvGraphicFramePr>
+              <a:graphicFrameLocks xmlns:a="http://schemas.openxmlformats.org/drawingml/2006/main" noChangeAspect="1"/>
+            </wp:cNvGraphicFramePr>
+            <a:graphic xmlns:a="http://schemas.openxmlformats.org/drawingml/2006/main">
+              <a:graphicData uri="http://schemas.openxmlformats.org/drawingml/2006/picture">
+                <pic:pic xmlns:pic="http://schemas.openxmlformats.org/drawingml/2006/picture">
+                  <pic:nvPicPr>
+                    <pic:cNvPr id="1457856072" name=""/>
                     <pic:cNvPicPr/>
                   </pic:nvPicPr>
                   <pic:blipFill>
-                    <a:blip r:embed="rId10">
+                    <a:blip r:embed="rId11"/>
+                    <a:stretch>
+                      <a:fillRect/>
+                    </a:stretch>
+                  </pic:blipFill>
+                  <pic:spPr>
+                    <a:xfrm>
+                      <a:off x="0" y="0"/>
+                      <a:ext cx="5943600" cy="1552575"/>
+                    </a:xfrm>
+                    <a:prstGeom prst="rect">
+                      <a:avLst/>
+                    </a:prstGeom>
+                  </pic:spPr>
+                </pic:pic>
+              </a:graphicData>
+            </a:graphic>
+          </wp:inline>
+        </w:drawing>
+      </w:r>
+    </w:p>
+    <w:p>
+      <w:r>
+        <w:rPr>
+          <w:rFonts w:hint="eastAsia"/>
+        </w:rPr>
+        <w:t>Option 1 prints all the tables as seen from milestone 2</w:t>
+      </w:r>
+    </w:p>
+    <w:p>
+      <w:r>
+        <w:drawing>
+          <wp:inline distT="0" distB="0" distL="0" distR="0" wp14:anchorId="4E134FE0" wp14:editId="6A66D64A">
+            <wp:extent cx="5943600" cy="5314315"/>
+            <wp:effectExtent l="0" t="0" r="0" b="635"/>
+            <wp:docPr id="186839820" name="Picture 1"/>
+            <wp:cNvGraphicFramePr>
+              <a:graphicFrameLocks xmlns:a="http://schemas.openxmlformats.org/drawingml/2006/main" noChangeAspect="1"/>
+            </wp:cNvGraphicFramePr>
+            <a:graphic xmlns:a="http://schemas.openxmlformats.org/drawingml/2006/main">
+              <a:graphicData uri="http://schemas.openxmlformats.org/drawingml/2006/picture">
+                <pic:pic xmlns:pic="http://schemas.openxmlformats.org/drawingml/2006/picture">
+                  <pic:nvPicPr>
+                    <pic:cNvPr id="186839820" name=""/>
+                    <pic:cNvPicPr/>
+                  </pic:nvPicPr>
+                  <pic:blipFill>
+                    <a:blip r:embed="rId12"/>
+                    <a:stretch>
+                      <a:fillRect/>
+                    </a:stretch>
+                  </pic:blipFill>
+                  <pic:spPr>
+                    <a:xfrm>
+                      <a:off x="0" y="0"/>
+                      <a:ext cx="5943600" cy="5314315"/>
+                    </a:xfrm>
+                    <a:prstGeom prst="rect">
+                      <a:avLst/>
+                    </a:prstGeom>
+                  </pic:spPr>
+                </pic:pic>
+              </a:graphicData>
+            </a:graphic>
+          </wp:inline>
+        </w:drawing>
+      </w:r>
+    </w:p>
+    <w:p>
+      <w:pPr>
+        <w:rPr>
+          <w:rFonts w:hint="eastAsia"/>
+        </w:rPr>
+      </w:pPr>
+      <w:r>
+        <w:br w:type="page"/>
+      </w:r>
+      <w:r>
+        <w:rPr>
+          <w:rFonts w:hint="eastAsia"/>
+        </w:rPr>
+        <w:lastRenderedPageBreak/>
+        <w:t>Option 2 prints the Monthly Delivery Performance Report showing the supplier, purchase order id, expected and actual dates. The delivery status column was a nice touch by Chelsea and I added a Days Late column which also used the dates to determine the difference.</w:t>
+      </w:r>
+      <w:r>
+        <w:rPr>
+          <w:rFonts w:hint="eastAsia"/>
+        </w:rPr>
+        <w:t xml:space="preserve"> Chelsea also provided a good way to see how reliable the suppliers are with </w:t>
+      </w:r>
+      <w:r>
+        <w:drawing>
+          <wp:anchor distT="0" distB="0" distL="114300" distR="114300" simplePos="0" relativeHeight="251659264" behindDoc="1" locked="0" layoutInCell="1" allowOverlap="1" wp14:anchorId="34F7ECA1" wp14:editId="2B859DA9">
+            <wp:simplePos x="0" y="0"/>
+            <wp:positionH relativeFrom="column">
+              <wp:posOffset>-695325</wp:posOffset>
+            </wp:positionH>
+            <wp:positionV relativeFrom="paragraph">
+              <wp:posOffset>1352550</wp:posOffset>
+            </wp:positionV>
+            <wp:extent cx="7289800" cy="3952875"/>
+            <wp:effectExtent l="0" t="0" r="6350" b="9525"/>
+            <wp:wrapTight wrapText="bothSides">
+              <wp:wrapPolygon edited="0">
+                <wp:start x="0" y="0"/>
+                <wp:lineTo x="0" y="21548"/>
+                <wp:lineTo x="21562" y="21548"/>
+                <wp:lineTo x="21562" y="0"/>
+                <wp:lineTo x="0" y="0"/>
+              </wp:wrapPolygon>
+            </wp:wrapTight>
+            <wp:docPr id="50515585" name="Picture 1"/>
+            <wp:cNvGraphicFramePr>
+              <a:graphicFrameLocks xmlns:a="http://schemas.openxmlformats.org/drawingml/2006/main" noChangeAspect="1"/>
+            </wp:cNvGraphicFramePr>
+            <a:graphic xmlns:a="http://schemas.openxmlformats.org/drawingml/2006/main">
+              <a:graphicData uri="http://schemas.openxmlformats.org/drawingml/2006/picture">
+                <pic:pic xmlns:pic="http://schemas.openxmlformats.org/drawingml/2006/picture">
+                  <pic:nvPicPr>
+                    <pic:cNvPr id="50515585" name=""/>
+                    <pic:cNvPicPr/>
+                  </pic:nvPicPr>
+                  <pic:blipFill>
+                    <a:blip r:embed="rId13">
                       <a:extLst>
                         <a:ext uri="{28A0092B-C50C-407E-A947-70E740481C1C}">
                           <a14:useLocalDpi xmlns:a14="http://schemas.microsoft.com/office/drawing/2010/main" val="0"/>
@@ -903,7 +1156,7 @@
                   <pic:spPr>
                     <a:xfrm>
                       <a:off x="0" y="0"/>
-                      <a:ext cx="7216950" cy="3541396"/>
+                      <a:ext cx="7289800" cy="3952875"/>
                     </a:xfrm>
                     <a:prstGeom prst="rect">
                       <a:avLst/>
@@ -912,11 +1165,20 @@
                 </pic:pic>
               </a:graphicData>
             </a:graphic>
+            <wp14:sizeRelH relativeFrom="margin">
+              <wp14:pctWidth>0</wp14:pctWidth>
+            </wp14:sizeRelH>
+            <wp14:sizeRelV relativeFrom="margin">
+              <wp14:pctHeight>0</wp14:pctHeight>
+            </wp14:sizeRelV>
           </wp:anchor>
         </w:drawing>
       </w:r>
       <w:r>
-        <w:t>Entity Relationship Diagram (ERD)</w:t>
+        <w:rPr>
+          <w:rFonts w:hint="eastAsia"/>
+        </w:rPr>
+        <w:t>being on time. In the Supplier Delivery Rate Report</w:t>
       </w:r>
     </w:p>
     <w:p>
@@ -926,15 +1188,33 @@
     </w:p>
     <w:p>
       <w:pPr>
-        <w:spacing w:line="360" w:lineRule="auto"/>
+        <w:rPr>
+          <w:rFonts w:hint="eastAsia"/>
+        </w:rPr>
       </w:pPr>
       <w:r>
         <w:lastRenderedPageBreak/>
         <w:drawing>
-          <wp:inline distT="0" distB="0" distL="0" distR="0" wp14:anchorId="7BE0EF2B" wp14:editId="056D155E">
-            <wp:extent cx="5943600" cy="6275070"/>
+          <wp:anchor distT="0" distB="0" distL="114300" distR="114300" simplePos="0" relativeHeight="251660288" behindDoc="1" locked="0" layoutInCell="1" allowOverlap="1" wp14:anchorId="4BFE3B4C" wp14:editId="29956E20">
+            <wp:simplePos x="0" y="0"/>
+            <wp:positionH relativeFrom="column">
+              <wp:posOffset>-495300</wp:posOffset>
+            </wp:positionH>
+            <wp:positionV relativeFrom="paragraph">
+              <wp:posOffset>533400</wp:posOffset>
+            </wp:positionV>
+            <wp:extent cx="7077075" cy="6327782"/>
             <wp:effectExtent l="0" t="0" r="0" b="0"/>
-            <wp:docPr id="1966312497" name="Picture 1"/>
+            <wp:wrapTight wrapText="bothSides">
+              <wp:wrapPolygon edited="0">
+                <wp:start x="0" y="0"/>
+                <wp:lineTo x="0" y="21524"/>
+                <wp:lineTo x="21513" y="21524"/>
+                <wp:lineTo x="21513" y="0"/>
+                <wp:lineTo x="0" y="0"/>
+              </wp:wrapPolygon>
+            </wp:wrapTight>
+            <wp:docPr id="304866617" name="Picture 1"/>
             <wp:cNvGraphicFramePr>
               <a:graphicFrameLocks xmlns:a="http://schemas.openxmlformats.org/drawingml/2006/main" noChangeAspect="1"/>
             </wp:cNvGraphicFramePr>
@@ -942,11 +1222,17 @@
               <a:graphicData uri="http://schemas.openxmlformats.org/drawingml/2006/picture">
                 <pic:pic xmlns:pic="http://schemas.openxmlformats.org/drawingml/2006/picture">
                   <pic:nvPicPr>
-                    <pic:cNvPr id="1966312497" name=""/>
+                    <pic:cNvPr id="304866617" name=""/>
                     <pic:cNvPicPr/>
                   </pic:nvPicPr>
                   <pic:blipFill>
-                    <a:blip r:embed="rId11"/>
+                    <a:blip r:embed="rId14">
+                      <a:extLst>
+                        <a:ext uri="{28A0092B-C50C-407E-A947-70E740481C1C}">
+                          <a14:useLocalDpi xmlns:a14="http://schemas.microsoft.com/office/drawing/2010/main" val="0"/>
+                        </a:ext>
+                      </a:extLst>
+                    </a:blip>
                     <a:stretch>
                       <a:fillRect/>
                     </a:stretch>
@@ -954,7 +1240,93 @@
                   <pic:spPr>
                     <a:xfrm>
                       <a:off x="0" y="0"/>
-                      <a:ext cx="5943600" cy="6275070"/>
+                      <a:ext cx="7077075" cy="6327782"/>
+                    </a:xfrm>
+                    <a:prstGeom prst="rect">
+                      <a:avLst/>
+                    </a:prstGeom>
+                  </pic:spPr>
+                </pic:pic>
+              </a:graphicData>
+            </a:graphic>
+            <wp14:sizeRelH relativeFrom="margin">
+              <wp14:pctWidth>0</wp14:pctWidth>
+            </wp14:sizeRelH>
+            <wp14:sizeRelV relativeFrom="margin">
+              <wp14:pctHeight>0</wp14:pctHeight>
+            </wp14:sizeRelV>
+          </wp:anchor>
+        </w:drawing>
+      </w:r>
+      <w:r>
+        <w:rPr>
+          <w:rFonts w:hint="eastAsia"/>
+        </w:rPr>
+        <w:t xml:space="preserve">Option 3 shows the </w:t>
+      </w:r>
+      <w:r>
+        <w:rPr>
+          <w:rFonts w:hint="eastAsia"/>
+        </w:rPr>
+        <w:t xml:space="preserve">distributors </w:t>
+      </w:r>
+      <w:r>
+        <w:t>and</w:t>
+      </w:r>
+      <w:r>
+        <w:rPr>
+          <w:rFonts w:hint="eastAsia"/>
+        </w:rPr>
+        <w:t xml:space="preserve"> the wine they sell and the other report printed is the </w:t>
+      </w:r>
+      <w:r>
+        <w:rPr>
+          <w:rFonts w:hint="eastAsia"/>
+        </w:rPr>
+        <w:t>sales of wine by distributors and the total overall.</w:t>
+      </w:r>
+    </w:p>
+    <w:p>
+      <w:r>
+        <w:br w:type="page"/>
+      </w:r>
+    </w:p>
+    <w:p>
+      <w:r>
+        <w:rPr>
+          <w:rFonts w:hint="eastAsia"/>
+        </w:rPr>
+        <w:lastRenderedPageBreak/>
+        <w:t>Option 4 shows the total hours worked by an employee in a quarter.</w:t>
+      </w:r>
+    </w:p>
+    <w:p>
+      <w:r>
+        <w:drawing>
+          <wp:inline distT="0" distB="0" distL="0" distR="0" wp14:anchorId="2C36EC38" wp14:editId="3C993250">
+            <wp:extent cx="5943600" cy="3919855"/>
+            <wp:effectExtent l="0" t="0" r="0" b="4445"/>
+            <wp:docPr id="1061396829" name="Picture 1"/>
+            <wp:cNvGraphicFramePr>
+              <a:graphicFrameLocks xmlns:a="http://schemas.openxmlformats.org/drawingml/2006/main" noChangeAspect="1"/>
+            </wp:cNvGraphicFramePr>
+            <a:graphic xmlns:a="http://schemas.openxmlformats.org/drawingml/2006/main">
+              <a:graphicData uri="http://schemas.openxmlformats.org/drawingml/2006/picture">
+                <pic:pic xmlns:pic="http://schemas.openxmlformats.org/drawingml/2006/picture">
+                  <pic:nvPicPr>
+                    <pic:cNvPr id="1061396829" name=""/>
+                    <pic:cNvPicPr/>
+                  </pic:nvPicPr>
+                  <pic:blipFill>
+                    <a:blip r:embed="rId15"/>
+                    <a:stretch>
+                      <a:fillRect/>
+                    </a:stretch>
+                  </pic:blipFill>
+                  <pic:spPr>
+                    <a:xfrm>
+                      <a:off x="0" y="0"/>
+                      <a:ext cx="5943600" cy="3919855"/>
                     </a:xfrm>
                     <a:prstGeom prst="rect">
                       <a:avLst/>
@@ -967,22 +1339,27 @@
         </w:drawing>
       </w:r>
     </w:p>
-    <w:p>
-      <w:r>
-        <w:br w:type="page"/>
-      </w:r>
-    </w:p>
-    <w:p>
-      <w:pPr>
-        <w:spacing w:line="360" w:lineRule="auto"/>
-      </w:pPr>
-      <w:r>
-        <w:lastRenderedPageBreak/>
+    <w:p/>
+    <w:p>
+      <w:r>
+        <w:rPr>
+          <w:rFonts w:hint="eastAsia"/>
+        </w:rPr>
+        <w:t>Option Q terminates the program, printing a goodbye</w:t>
+      </w:r>
+    </w:p>
+    <w:p>
+      <w:pPr>
+        <w:rPr>
+          <w:rFonts w:hint="eastAsia"/>
+        </w:rPr>
+      </w:pPr>
+      <w:r>
         <w:drawing>
-          <wp:inline distT="0" distB="0" distL="0" distR="0" wp14:anchorId="257AD5D9" wp14:editId="460D66D3">
-            <wp:extent cx="5943600" cy="4871085"/>
+          <wp:inline distT="0" distB="0" distL="0" distR="0" wp14:anchorId="15B34D2F" wp14:editId="6780696C">
+            <wp:extent cx="5943600" cy="2546985"/>
             <wp:effectExtent l="0" t="0" r="0" b="5715"/>
-            <wp:docPr id="1647116262" name="Picture 1"/>
+            <wp:docPr id="2048795956" name="Picture 1"/>
             <wp:cNvGraphicFramePr>
               <a:graphicFrameLocks xmlns:a="http://schemas.openxmlformats.org/drawingml/2006/main" noChangeAspect="1"/>
             </wp:cNvGraphicFramePr>
@@ -990,11 +1367,11 @@
               <a:graphicData uri="http://schemas.openxmlformats.org/drawingml/2006/picture">
                 <pic:pic xmlns:pic="http://schemas.openxmlformats.org/drawingml/2006/picture">
                   <pic:nvPicPr>
-                    <pic:cNvPr id="1647116262" name=""/>
+                    <pic:cNvPr id="2048795956" name=""/>
                     <pic:cNvPicPr/>
                   </pic:nvPicPr>
                   <pic:blipFill>
-                    <a:blip r:embed="rId12"/>
+                    <a:blip r:embed="rId16"/>
                     <a:stretch>
                       <a:fillRect/>
                     </a:stretch>
@@ -1002,55 +1379,7 @@
                   <pic:spPr>
                     <a:xfrm>
                       <a:off x="0" y="0"/>
-                      <a:ext cx="5943600" cy="4871085"/>
-                    </a:xfrm>
-                    <a:prstGeom prst="rect">
-                      <a:avLst/>
-                    </a:prstGeom>
-                  </pic:spPr>
-                </pic:pic>
-              </a:graphicData>
-            </a:graphic>
-          </wp:inline>
-        </w:drawing>
-      </w:r>
-    </w:p>
-    <w:p>
-      <w:r>
-        <w:br w:type="page"/>
-      </w:r>
-    </w:p>
-    <w:p>
-      <w:pPr>
-        <w:spacing w:line="360" w:lineRule="auto"/>
-      </w:pPr>
-      <w:r>
-        <w:lastRenderedPageBreak/>
-        <w:drawing>
-          <wp:inline distT="0" distB="0" distL="0" distR="0" wp14:anchorId="69D7A921" wp14:editId="37420669">
-            <wp:extent cx="5943600" cy="3121025"/>
-            <wp:effectExtent l="0" t="0" r="0" b="3175"/>
-            <wp:docPr id="609748792" name="Picture 1"/>
-            <wp:cNvGraphicFramePr>
-              <a:graphicFrameLocks xmlns:a="http://schemas.openxmlformats.org/drawingml/2006/main" noChangeAspect="1"/>
-            </wp:cNvGraphicFramePr>
-            <a:graphic xmlns:a="http://schemas.openxmlformats.org/drawingml/2006/main">
-              <a:graphicData uri="http://schemas.openxmlformats.org/drawingml/2006/picture">
-                <pic:pic xmlns:pic="http://schemas.openxmlformats.org/drawingml/2006/picture">
-                  <pic:nvPicPr>
-                    <pic:cNvPr id="609748792" name=""/>
-                    <pic:cNvPicPr/>
-                  </pic:nvPicPr>
-                  <pic:blipFill>
-                    <a:blip r:embed="rId13"/>
-                    <a:stretch>
-                      <a:fillRect/>
-                    </a:stretch>
-                  </pic:blipFill>
-                  <pic:spPr>
-                    <a:xfrm>
-                      <a:off x="0" y="0"/>
-                      <a:ext cx="5943600" cy="3121025"/>
+                      <a:ext cx="5943600" cy="2546985"/>
                     </a:xfrm>
                     <a:prstGeom prst="rect">
                       <a:avLst/>
@@ -3060,6 +3389,23 @@
 </file>
 
 <file path=customXml/item1.xml><?xml version="1.0" encoding="utf-8"?>
+<p:properties xmlns:p="http://schemas.microsoft.com/office/2006/metadata/properties" xmlns:xsi="http://www.w3.org/2001/XMLSchema-instance" xmlns:pc="http://schemas.microsoft.com/office/infopath/2007/PartnerControls">
+  <documentManagement>
+    <_activity xmlns="11740cb5-7b9d-404d-8e4e-61a8e94ce612" xsi:nil="true"/>
+  </documentManagement>
+</p:properties>
+</file>
+
+<file path=customXml/item2.xml><?xml version="1.0" encoding="utf-8"?>
+<?mso-contentType ?>
+<FormTemplates xmlns="http://schemas.microsoft.com/sharepoint/v3/contenttype/forms">
+  <Display>DocumentLibraryForm</Display>
+  <Edit>DocumentLibraryForm</Edit>
+  <New>DocumentLibraryForm</New>
+</FormTemplates>
+</file>
+
+<file path=customXml/item3.xml><?xml version="1.0" encoding="utf-8"?>
 <ct:contentTypeSchema xmlns:ct="http://schemas.microsoft.com/office/2006/metadata/contentType" xmlns:ma="http://schemas.microsoft.com/office/2006/metadata/properties/metaAttributes" ct:_="" ma:_="" ma:contentTypeName="Document" ma:contentTypeID="0x010100344486B42B501C4C861454C50391945D" ma:contentTypeVersion="9" ma:contentTypeDescription="Create a new document." ma:contentTypeScope="" ma:versionID="41d1d6365ec3ba9fd465dc2d97f77b71">
   <xsd:schema xmlns:xsd="http://www.w3.org/2001/XMLSchema" xmlns:xs="http://www.w3.org/2001/XMLSchema" xmlns:p="http://schemas.microsoft.com/office/2006/metadata/properties" xmlns:ns3="11740cb5-7b9d-404d-8e4e-61a8e94ce612" targetNamespace="http://schemas.microsoft.com/office/2006/metadata/properties" ma:root="true" ma:fieldsID="5d23060098c15e10ea98b2236b607bd3" ns3:_="">
     <xsd:import namespace="11740cb5-7b9d-404d-8e4e-61a8e94ce612"/>
@@ -3235,24 +3581,25 @@
 </ct:contentTypeSchema>
 </file>
 
-<file path=customXml/item2.xml><?xml version="1.0" encoding="utf-8"?>
-<?mso-contentType ?>
-<FormTemplates xmlns="http://schemas.microsoft.com/sharepoint/v3/contenttype/forms">
-  <Display>DocumentLibraryForm</Display>
-  <Edit>DocumentLibraryForm</Edit>
-  <New>DocumentLibraryForm</New>
-</FormTemplates>
+<file path=customXml/itemProps1.xml><?xml version="1.0" encoding="utf-8"?>
+<ds:datastoreItem xmlns:ds="http://schemas.openxmlformats.org/officeDocument/2006/customXml" ds:itemID="{84DC4570-5512-4477-8E76-454D1079D430}">
+  <ds:schemaRefs>
+    <ds:schemaRef ds:uri="http://schemas.microsoft.com/office/2006/metadata/properties"/>
+    <ds:schemaRef ds:uri="http://schemas.microsoft.com/office/infopath/2007/PartnerControls"/>
+    <ds:schemaRef ds:uri="11740cb5-7b9d-404d-8e4e-61a8e94ce612"/>
+  </ds:schemaRefs>
+</ds:datastoreItem>
 </file>
 
-<file path=customXml/item3.xml><?xml version="1.0" encoding="utf-8"?>
-<p:properties xmlns:p="http://schemas.microsoft.com/office/2006/metadata/properties" xmlns:xsi="http://www.w3.org/2001/XMLSchema-instance" xmlns:pc="http://schemas.microsoft.com/office/infopath/2007/PartnerControls">
-  <documentManagement>
-    <_activity xmlns="11740cb5-7b9d-404d-8e4e-61a8e94ce612" xsi:nil="true"/>
-  </documentManagement>
-</p:properties>
+<file path=customXml/itemProps2.xml><?xml version="1.0" encoding="utf-8"?>
+<ds:datastoreItem xmlns:ds="http://schemas.openxmlformats.org/officeDocument/2006/customXml" ds:itemID="{0909D8FF-3C33-4121-90BD-5F00FDD17398}">
+  <ds:schemaRefs>
+    <ds:schemaRef ds:uri="http://schemas.microsoft.com/sharepoint/v3/contenttype/forms"/>
+  </ds:schemaRefs>
+</ds:datastoreItem>
 </file>
 
-<file path=customXml/itemProps1.xml><?xml version="1.0" encoding="utf-8"?>
+<file path=customXml/itemProps3.xml><?xml version="1.0" encoding="utf-8"?>
 <ds:datastoreItem xmlns:ds="http://schemas.openxmlformats.org/officeDocument/2006/customXml" ds:itemID="{61413461-B0AD-4BDF-9B1F-5692AF989B0F}">
   <ds:schemaRefs>
     <ds:schemaRef ds:uri="http://schemas.microsoft.com/office/2006/metadata/contentType"/>
@@ -3268,22 +3615,4 @@
     <ds:schemaRef ds:uri="http://schemas.microsoft.com/internal/obd"/>
   </ds:schemaRefs>
 </ds:datastoreItem>
-</file>
-
-<file path=customXml/itemProps2.xml><?xml version="1.0" encoding="utf-8"?>
-<ds:datastoreItem xmlns:ds="http://schemas.openxmlformats.org/officeDocument/2006/customXml" ds:itemID="{0909D8FF-3C33-4121-90BD-5F00FDD17398}">
-  <ds:schemaRefs>
-    <ds:schemaRef ds:uri="http://schemas.microsoft.com/sharepoint/v3/contenttype/forms"/>
-  </ds:schemaRefs>
-</ds:datastoreItem>
-</file>
-
-<file path=customXml/itemProps3.xml><?xml version="1.0" encoding="utf-8"?>
-<ds:datastoreItem xmlns:ds="http://schemas.openxmlformats.org/officeDocument/2006/customXml" ds:itemID="{84DC4570-5512-4477-8E76-454D1079D430}">
-  <ds:schemaRefs>
-    <ds:schemaRef ds:uri="http://schemas.microsoft.com/office/2006/metadata/properties"/>
-    <ds:schemaRef ds:uri="http://schemas.microsoft.com/office/infopath/2007/PartnerControls"/>
-    <ds:schemaRef ds:uri="11740cb5-7b9d-404d-8e4e-61a8e94ce612"/>
-  </ds:schemaRefs>
-</ds:datastoreItem>
 </file>